--- a/lci_gastrict3.docx
+++ b/lci_gastrict3.docx
@@ -3656,7 +3656,7 @@
         <w:pStyle w:val="BodyText"/>
       </w:pPr>
       <w:r>
-        <w:t xml:space="preserve">Surgeons</w:t>
+        <w:t xml:space="preserve">Surgeon</w:t>
       </w:r>
     </w:p>
     <w:p>
@@ -3669,30 +3669,6 @@
       </w:pPr>
       <w:r>
         <w:t xml:space="preserve">Jonathan Salo MD</w:t>
-      </w:r>
-    </w:p>
-    <w:p>
-      <w:pPr>
-        <w:pStyle w:val="Compact"/>
-        <w:numPr>
-          <w:ilvl w:val="0"/>
-          <w:numId w:val="1051"/>
-        </w:numPr>
-      </w:pPr>
-      <w:r>
-        <w:t xml:space="preserve">Jeffrey Hagen MD</w:t>
-      </w:r>
-    </w:p>
-    <w:p>
-      <w:pPr>
-        <w:pStyle w:val="Compact"/>
-        <w:numPr>
-          <w:ilvl w:val="0"/>
-          <w:numId w:val="1051"/>
-        </w:numPr>
-      </w:pPr>
-      <w:r>
-        <w:t xml:space="preserve">Michael Roach MD</w:t>
       </w:r>
     </w:p>
     <w:bookmarkEnd w:id="69"/>

--- a/lci_gastrict3.docx
+++ b/lci_gastrict3.docx
@@ -2529,13 +2529,23 @@
       </w:r>
     </w:p>
     <w:bookmarkEnd w:id="45"/>
-    <w:bookmarkStart w:id="46" w:name="jejunostomy-typical-regimen"/>
-    <w:p>
-      <w:pPr>
-        <w:pStyle w:val="Heading2"/>
-      </w:pPr>
-      <w:r>
-        <w:t xml:space="preserve">38 Jejunostomy Typical Regimen</w:t>
+    <w:bookmarkStart w:id="46" w:name="jejunostomy-feeding-pump"/>
+    <w:p>
+      <w:pPr>
+        <w:pStyle w:val="Heading2"/>
+      </w:pPr>
+      <w:r>
+        <w:t xml:space="preserve">38 Jejunostomy Feeding Pump</w:t>
+      </w:r>
+    </w:p>
+    <w:bookmarkEnd w:id="46"/>
+    <w:bookmarkStart w:id="47" w:name="jejunostomy-typical-regimen"/>
+    <w:p>
+      <w:pPr>
+        <w:pStyle w:val="Heading2"/>
+      </w:pPr>
+      <w:r>
+        <w:t xml:space="preserve">39 Jejunostomy Typical Regimen</w:t>
       </w:r>
     </w:p>
     <w:p>
@@ -2594,14 +2604,14 @@
         <w:t xml:space="preserve">Hospital nurses will teach use of the feeding tube</w:t>
       </w:r>
     </w:p>
-    <w:bookmarkEnd w:id="46"/>
-    <w:bookmarkStart w:id="47" w:name="jejunostomy-feeds-with-diabetes"/>
-    <w:p>
-      <w:pPr>
-        <w:pStyle w:val="Heading2"/>
-      </w:pPr>
-      <w:r>
-        <w:t xml:space="preserve">39 Jejunostomy Feeds with Diabetes</w:t>
+    <w:bookmarkEnd w:id="47"/>
+    <w:bookmarkStart w:id="48" w:name="jejunostomy-feeds-with-diabetes"/>
+    <w:p>
+      <w:pPr>
+        <w:pStyle w:val="Heading2"/>
+      </w:pPr>
+      <w:r>
+        <w:t xml:space="preserve">40 Jejunostomy Feeds with Diabetes</w:t>
       </w:r>
     </w:p>
     <w:p>
@@ -2680,24 +2690,24 @@
         <w:t xml:space="preserve">No insulin if tube feedings are not run</w:t>
       </w:r>
     </w:p>
-    <w:bookmarkEnd w:id="47"/>
-    <w:bookmarkStart w:id="48" w:name="jejunostomy-video"/>
-    <w:p>
-      <w:pPr>
-        <w:pStyle w:val="Heading2"/>
-      </w:pPr>
-      <w:r>
-        <w:t xml:space="preserve">40 Jejunostomy Video</w:t>
-      </w:r>
-    </w:p>
     <w:bookmarkEnd w:id="48"/>
-    <w:bookmarkStart w:id="49" w:name="stomach-cancer-surgery-goals"/>
-    <w:p>
-      <w:pPr>
-        <w:pStyle w:val="Heading2"/>
-      </w:pPr>
-      <w:r>
-        <w:t xml:space="preserve">41 Stomach Cancer Surgery Goals</w:t>
+    <w:bookmarkStart w:id="49" w:name="jejunostomy-video"/>
+    <w:p>
+      <w:pPr>
+        <w:pStyle w:val="Heading2"/>
+      </w:pPr>
+      <w:r>
+        <w:t xml:space="preserve">41 Jejunostomy Video</w:t>
+      </w:r>
+    </w:p>
+    <w:bookmarkEnd w:id="49"/>
+    <w:bookmarkStart w:id="50" w:name="stomach-cancer-surgery-goals"/>
+    <w:p>
+      <w:pPr>
+        <w:pStyle w:val="Heading2"/>
+      </w:pPr>
+      <w:r>
+        <w:t xml:space="preserve">42 Stomach Cancer Surgery Goals</w:t>
       </w:r>
     </w:p>
     <w:p>
@@ -2768,14 +2778,14 @@
         <w:t xml:space="preserve">Treatment options depend upon the cancer stage</w:t>
       </w:r>
     </w:p>
-    <w:bookmarkEnd w:id="49"/>
-    <w:bookmarkStart w:id="50" w:name="distal-cancers"/>
-    <w:p>
-      <w:pPr>
-        <w:pStyle w:val="Heading2"/>
-      </w:pPr>
-      <w:r>
-        <w:t xml:space="preserve">42 Distal Cancers</w:t>
+    <w:bookmarkEnd w:id="50"/>
+    <w:bookmarkStart w:id="51" w:name="distal-cancers"/>
+    <w:p>
+      <w:pPr>
+        <w:pStyle w:val="Heading2"/>
+      </w:pPr>
+      <w:r>
+        <w:t xml:space="preserve">43 Distal Cancers</w:t>
       </w:r>
     </w:p>
     <w:p>
@@ -2800,14 +2810,14 @@
         <w:t xml:space="preserve">Distal cancers are those in the lower part of the stomach</w:t>
       </w:r>
     </w:p>
-    <w:bookmarkEnd w:id="50"/>
-    <w:bookmarkStart w:id="51" w:name="partial-gastrectomy"/>
-    <w:p>
-      <w:pPr>
-        <w:pStyle w:val="Heading2"/>
-      </w:pPr>
-      <w:r>
-        <w:t xml:space="preserve">43 Partial Gastrectomy</w:t>
+    <w:bookmarkEnd w:id="51"/>
+    <w:bookmarkStart w:id="52" w:name="partial-gastrectomy"/>
+    <w:p>
+      <w:pPr>
+        <w:pStyle w:val="Heading2"/>
+      </w:pPr>
+      <w:r>
+        <w:t xml:space="preserve">44 Partial Gastrectomy</w:t>
       </w:r>
     </w:p>
     <w:p>
@@ -2886,14 +2896,14 @@
         <w:t xml:space="preserve">Locally-advanced cancers are those that have grown through the wall of the stomach</w:t>
       </w:r>
     </w:p>
-    <w:bookmarkEnd w:id="51"/>
-    <w:bookmarkStart w:id="52" w:name="partial-gastrectomy-1"/>
-    <w:p>
-      <w:pPr>
-        <w:pStyle w:val="Heading2"/>
-      </w:pPr>
-      <w:r>
-        <w:t xml:space="preserve">44 Partial Gastrectomy</w:t>
+    <w:bookmarkEnd w:id="52"/>
+    <w:bookmarkStart w:id="53" w:name="partial-gastrectomy-1"/>
+    <w:p>
+      <w:pPr>
+        <w:pStyle w:val="Heading2"/>
+      </w:pPr>
+      <w:r>
+        <w:t xml:space="preserve">45 Partial Gastrectomy</w:t>
       </w:r>
     </w:p>
     <w:p>
@@ -2904,14 +2914,14 @@
         <w:t xml:space="preserve">Locally-advanced cancers are those that have grown through the wall of the stomach</w:t>
       </w:r>
     </w:p>
-    <w:bookmarkEnd w:id="52"/>
-    <w:bookmarkStart w:id="53" w:name="distal-gastrectomy"/>
-    <w:p>
-      <w:pPr>
-        <w:pStyle w:val="Heading2"/>
-      </w:pPr>
-      <w:r>
-        <w:t xml:space="preserve">45 Distal Gastrectomy</w:t>
+    <w:bookmarkEnd w:id="53"/>
+    <w:bookmarkStart w:id="54" w:name="distal-gastrectomy"/>
+    <w:p>
+      <w:pPr>
+        <w:pStyle w:val="Heading2"/>
+      </w:pPr>
+      <w:r>
+        <w:t xml:space="preserve">46 Distal Gastrectomy</w:t>
       </w:r>
     </w:p>
     <w:p>
@@ -2946,14 +2956,14 @@
         <w:t xml:space="preserve">Locally-advanced cancers are those that have grown through the wall of the stomach</w:t>
       </w:r>
     </w:p>
-    <w:bookmarkEnd w:id="53"/>
-    <w:bookmarkStart w:id="54" w:name="distal-gastrectomy-1"/>
-    <w:p>
-      <w:pPr>
-        <w:pStyle w:val="Heading2"/>
-      </w:pPr>
-      <w:r>
-        <w:t xml:space="preserve">46 Distal Gastrectomy</w:t>
+    <w:bookmarkEnd w:id="54"/>
+    <w:bookmarkStart w:id="55" w:name="distal-gastrectomy-1"/>
+    <w:p>
+      <w:pPr>
+        <w:pStyle w:val="Heading2"/>
+      </w:pPr>
+      <w:r>
+        <w:t xml:space="preserve">47 Distal Gastrectomy</w:t>
       </w:r>
     </w:p>
     <w:p>
@@ -2964,14 +2974,14 @@
         <w:t xml:space="preserve">Locally-advanced cancers are those that have grown through the wall of the stomach</w:t>
       </w:r>
     </w:p>
-    <w:bookmarkEnd w:id="54"/>
-    <w:bookmarkStart w:id="55" w:name="body-cancers"/>
-    <w:p>
-      <w:pPr>
-        <w:pStyle w:val="Heading2"/>
-      </w:pPr>
-      <w:r>
-        <w:t xml:space="preserve">47 Body Cancers</w:t>
+    <w:bookmarkEnd w:id="55"/>
+    <w:bookmarkStart w:id="56" w:name="body-cancers"/>
+    <w:p>
+      <w:pPr>
+        <w:pStyle w:val="Heading2"/>
+      </w:pPr>
+      <w:r>
+        <w:t xml:space="preserve">48 Body Cancers</w:t>
       </w:r>
     </w:p>
     <w:p>
@@ -2996,14 +3006,14 @@
         <w:t xml:space="preserve">Body is the mid-portion of the stomach</w:t>
       </w:r>
     </w:p>
-    <w:bookmarkEnd w:id="55"/>
-    <w:bookmarkStart w:id="56" w:name="subtotal-gastrectomy"/>
-    <w:p>
-      <w:pPr>
-        <w:pStyle w:val="Heading2"/>
-      </w:pPr>
-      <w:r>
-        <w:t xml:space="preserve">48 Subtotal Gastrectomy</w:t>
+    <w:bookmarkEnd w:id="56"/>
+    <w:bookmarkStart w:id="57" w:name="subtotal-gastrectomy"/>
+    <w:p>
+      <w:pPr>
+        <w:pStyle w:val="Heading2"/>
+      </w:pPr>
+      <w:r>
+        <w:t xml:space="preserve">49 Subtotal Gastrectomy</w:t>
       </w:r>
     </w:p>
     <w:p>
@@ -3050,14 +3060,14 @@
         <w:t xml:space="preserve">Locally-advanced cancers are those that have grown through the wall of the stomach</w:t>
       </w:r>
     </w:p>
-    <w:bookmarkEnd w:id="56"/>
-    <w:bookmarkStart w:id="57" w:name="subtotal-gastrectomy-1"/>
-    <w:p>
-      <w:pPr>
-        <w:pStyle w:val="Heading2"/>
-      </w:pPr>
-      <w:r>
-        <w:t xml:space="preserve">49 Subtotal Gastrectomy</w:t>
+    <w:bookmarkEnd w:id="57"/>
+    <w:bookmarkStart w:id="58" w:name="subtotal-gastrectomy-1"/>
+    <w:p>
+      <w:pPr>
+        <w:pStyle w:val="Heading2"/>
+      </w:pPr>
+      <w:r>
+        <w:t xml:space="preserve">50 Subtotal Gastrectomy</w:t>
       </w:r>
     </w:p>
     <w:p>
@@ -3068,14 +3078,14 @@
         <w:t xml:space="preserve">Locally-advanced cancers are those that have grown through the wall of the stomach</w:t>
       </w:r>
     </w:p>
-    <w:bookmarkEnd w:id="57"/>
-    <w:bookmarkStart w:id="58" w:name="proximal-tumors"/>
-    <w:p>
-      <w:pPr>
-        <w:pStyle w:val="Heading2"/>
-      </w:pPr>
-      <w:r>
-        <w:t xml:space="preserve">50 Proximal Tumors</w:t>
+    <w:bookmarkEnd w:id="58"/>
+    <w:bookmarkStart w:id="59" w:name="proximal-tumors"/>
+    <w:p>
+      <w:pPr>
+        <w:pStyle w:val="Heading2"/>
+      </w:pPr>
+      <w:r>
+        <w:t xml:space="preserve">51 Proximal Tumors</w:t>
       </w:r>
     </w:p>
     <w:p>
@@ -3118,14 +3128,14 @@
         <w:t xml:space="preserve">If the lymph nodes contain enough cancer cells, they can be seen on CT scans or PET scans</w:t>
       </w:r>
     </w:p>
-    <w:bookmarkEnd w:id="58"/>
-    <w:bookmarkStart w:id="59" w:name="total-gastrectomy"/>
-    <w:p>
-      <w:pPr>
-        <w:pStyle w:val="Heading2"/>
-      </w:pPr>
-      <w:r>
-        <w:t xml:space="preserve">51 Total Gastrectomy</w:t>
+    <w:bookmarkEnd w:id="59"/>
+    <w:bookmarkStart w:id="60" w:name="total-gastrectomy"/>
+    <w:p>
+      <w:pPr>
+        <w:pStyle w:val="Heading2"/>
+      </w:pPr>
+      <w:r>
+        <w:t xml:space="preserve">52 Total Gastrectomy</w:t>
       </w:r>
     </w:p>
     <w:p>
@@ -3172,14 +3182,14 @@
         <w:t xml:space="preserve">If the lymph nodes contain enough cancer cells, they can be seen on CT scans or PET scans</w:t>
       </w:r>
     </w:p>
-    <w:bookmarkEnd w:id="59"/>
-    <w:bookmarkStart w:id="60" w:name="total-gastrectomy-1"/>
-    <w:p>
-      <w:pPr>
-        <w:pStyle w:val="Heading2"/>
-      </w:pPr>
-      <w:r>
-        <w:t xml:space="preserve">52 Total Gastrectomy</w:t>
+    <w:bookmarkEnd w:id="60"/>
+    <w:bookmarkStart w:id="61" w:name="total-gastrectomy-1"/>
+    <w:p>
+      <w:pPr>
+        <w:pStyle w:val="Heading2"/>
+      </w:pPr>
+      <w:r>
+        <w:t xml:space="preserve">53 Total Gastrectomy</w:t>
       </w:r>
     </w:p>
     <w:p>
@@ -3190,14 +3200,14 @@
         <w:t xml:space="preserve">If the lymph nodes contain enough cancer cells, they can be seen on CT scans or PET scans</w:t>
       </w:r>
     </w:p>
-    <w:bookmarkEnd w:id="60"/>
-    <w:bookmarkStart w:id="61" w:name="esophagogastrectomy"/>
-    <w:p>
-      <w:pPr>
-        <w:pStyle w:val="Heading2"/>
-      </w:pPr>
-      <w:r>
-        <w:t xml:space="preserve">53 Esophagogastrectomy</w:t>
+    <w:bookmarkEnd w:id="61"/>
+    <w:bookmarkStart w:id="62" w:name="esophagogastrectomy"/>
+    <w:p>
+      <w:pPr>
+        <w:pStyle w:val="Heading2"/>
+      </w:pPr>
+      <w:r>
+        <w:t xml:space="preserve">54 Esophagogastrectomy</w:t>
       </w:r>
     </w:p>
     <w:p>
@@ -3244,14 +3254,14 @@
         <w:t xml:space="preserve">If the lymph nodes contain enough cancer cells, they can be seen on CT scans or PET scans</w:t>
       </w:r>
     </w:p>
-    <w:bookmarkEnd w:id="61"/>
-    <w:bookmarkStart w:id="62" w:name="esophagogastrectomy-1"/>
-    <w:p>
-      <w:pPr>
-        <w:pStyle w:val="Heading2"/>
-      </w:pPr>
-      <w:r>
-        <w:t xml:space="preserve">54 Esophagogastrectomy</w:t>
+    <w:bookmarkEnd w:id="62"/>
+    <w:bookmarkStart w:id="63" w:name="esophagogastrectomy-1"/>
+    <w:p>
+      <w:pPr>
+        <w:pStyle w:val="Heading2"/>
+      </w:pPr>
+      <w:r>
+        <w:t xml:space="preserve">55 Esophagogastrectomy</w:t>
       </w:r>
     </w:p>
     <w:p>
@@ -3306,14 +3316,14 @@
         <w:t xml:space="preserve">If the lymph nodes contain enough cancer cells, they can be seen on CT scans or PET scans</w:t>
       </w:r>
     </w:p>
-    <w:bookmarkEnd w:id="62"/>
-    <w:bookmarkStart w:id="63" w:name="esophagogastrectomy-2"/>
-    <w:p>
-      <w:pPr>
-        <w:pStyle w:val="Heading2"/>
-      </w:pPr>
-      <w:r>
-        <w:t xml:space="preserve">55 Esophagogastrectomy</w:t>
+    <w:bookmarkEnd w:id="63"/>
+    <w:bookmarkStart w:id="64" w:name="esophagogastrectomy-2"/>
+    <w:p>
+      <w:pPr>
+        <w:pStyle w:val="Heading2"/>
+      </w:pPr>
+      <w:r>
+        <w:t xml:space="preserve">56 Esophagogastrectomy</w:t>
       </w:r>
     </w:p>
     <w:p>
@@ -3368,14 +3378,14 @@
         <w:t xml:space="preserve">If the lymph nodes contain enough cancer cells, they can be seen on CT scans or PET scans</w:t>
       </w:r>
     </w:p>
-    <w:bookmarkEnd w:id="63"/>
-    <w:bookmarkStart w:id="64" w:name="dual-tract-gastrectomy"/>
-    <w:p>
-      <w:pPr>
-        <w:pStyle w:val="Heading2"/>
-      </w:pPr>
-      <w:r>
-        <w:t xml:space="preserve">56 Dual Tract Gastrectomy</w:t>
+    <w:bookmarkEnd w:id="64"/>
+    <w:bookmarkStart w:id="65" w:name="dual-tract-gastrectomy"/>
+    <w:p>
+      <w:pPr>
+        <w:pStyle w:val="Heading2"/>
+      </w:pPr>
+      <w:r>
+        <w:t xml:space="preserve">57 Dual Tract Gastrectomy</w:t>
       </w:r>
     </w:p>
     <w:p>
@@ -3409,14 +3419,14 @@
         <w:t xml:space="preserve">If the lymph nodes contain enough cancer cells, they can be seen on CT scans or PET scans</w:t>
       </w:r>
     </w:p>
-    <w:bookmarkEnd w:id="64"/>
-    <w:bookmarkStart w:id="65" w:name="dual-tract-gastrectomy-1"/>
-    <w:p>
-      <w:pPr>
-        <w:pStyle w:val="Heading2"/>
-      </w:pPr>
-      <w:r>
-        <w:t xml:space="preserve">57 Dual Tract Gastrectomy</w:t>
+    <w:bookmarkEnd w:id="65"/>
+    <w:bookmarkStart w:id="66" w:name="dual-tract-gastrectomy-1"/>
+    <w:p>
+      <w:pPr>
+        <w:pStyle w:val="Heading2"/>
+      </w:pPr>
+      <w:r>
+        <w:t xml:space="preserve">58 Dual Tract Gastrectomy</w:t>
       </w:r>
     </w:p>
     <w:p>
@@ -3427,14 +3437,14 @@
         <w:t xml:space="preserve">If the lymph nodes contain enough cancer cells, they can be seen on CT scans or PET scans</w:t>
       </w:r>
     </w:p>
-    <w:bookmarkEnd w:id="65"/>
-    <w:bookmarkStart w:id="66" w:name="laparoscopy-2"/>
-    <w:p>
-      <w:pPr>
-        <w:pStyle w:val="Heading2"/>
-      </w:pPr>
-      <w:r>
-        <w:t xml:space="preserve">58 Laparoscopy</w:t>
+    <w:bookmarkEnd w:id="66"/>
+    <w:bookmarkStart w:id="67" w:name="laparoscopy-2"/>
+    <w:p>
+      <w:pPr>
+        <w:pStyle w:val="Heading2"/>
+      </w:pPr>
+      <w:r>
+        <w:t xml:space="preserve">59 Laparoscopy</w:t>
       </w:r>
     </w:p>
     <w:p>
@@ -3481,14 +3491,14 @@
         <w:t xml:space="preserve">Not all patients with gastric cancer need a laparoscopy.</w:t>
       </w:r>
     </w:p>
-    <w:bookmarkEnd w:id="66"/>
-    <w:bookmarkStart w:id="67" w:name="laparoscopy-3"/>
-    <w:p>
-      <w:pPr>
-        <w:pStyle w:val="Heading2"/>
-      </w:pPr>
-      <w:r>
-        <w:t xml:space="preserve">59 Laparoscopy</w:t>
+    <w:bookmarkEnd w:id="67"/>
+    <w:bookmarkStart w:id="68" w:name="laparoscopy-3"/>
+    <w:p>
+      <w:pPr>
+        <w:pStyle w:val="Heading2"/>
+      </w:pPr>
+      <w:r>
+        <w:t xml:space="preserve">60 Laparoscopy</w:t>
       </w:r>
     </w:p>
     <w:p>
@@ -3551,14 +3561,14 @@
         <w:t xml:space="preserve">Fluid sampled</w:t>
       </w:r>
     </w:p>
-    <w:bookmarkEnd w:id="67"/>
-    <w:bookmarkStart w:id="68" w:name="risks-of-surgery"/>
-    <w:p>
-      <w:pPr>
-        <w:pStyle w:val="Heading2"/>
-      </w:pPr>
-      <w:r>
-        <w:t xml:space="preserve">60 Risks of Surgery</w:t>
+    <w:bookmarkEnd w:id="68"/>
+    <w:bookmarkStart w:id="69" w:name="risks-of-surgery"/>
+    <w:p>
+      <w:pPr>
+        <w:pStyle w:val="Heading2"/>
+      </w:pPr>
+      <w:r>
+        <w:t xml:space="preserve">61 Risks of Surgery</w:t>
       </w:r>
     </w:p>
     <w:p>
@@ -3609,14 +3619,14 @@
         <w:t xml:space="preserve">Infection in the abdomen</w:t>
       </w:r>
     </w:p>
-    <w:bookmarkEnd w:id="68"/>
-    <w:bookmarkStart w:id="69" w:name="team-members---physicians"/>
-    <w:p>
-      <w:pPr>
-        <w:pStyle w:val="Heading2"/>
-      </w:pPr>
-      <w:r>
-        <w:t xml:space="preserve">61 Team Members - Physicians</w:t>
+    <w:bookmarkEnd w:id="69"/>
+    <w:bookmarkStart w:id="70" w:name="team-members---physicians"/>
+    <w:p>
+      <w:pPr>
+        <w:pStyle w:val="Heading2"/>
+      </w:pPr>
+      <w:r>
+        <w:t xml:space="preserve">62 Team Members - Physicians</w:t>
       </w:r>
     </w:p>
     <w:p>
@@ -3671,14 +3681,14 @@
         <w:t xml:space="preserve">Jonathan Salo MD</w:t>
       </w:r>
     </w:p>
-    <w:bookmarkEnd w:id="69"/>
-    <w:bookmarkStart w:id="70" w:name="team-members---support-staff"/>
-    <w:p>
-      <w:pPr>
-        <w:pStyle w:val="Heading2"/>
-      </w:pPr>
-      <w:r>
-        <w:t xml:space="preserve">62 Team Members - Support Staff</w:t>
+    <w:bookmarkEnd w:id="70"/>
+    <w:bookmarkStart w:id="71" w:name="team-members---support-staff"/>
+    <w:p>
+      <w:pPr>
+        <w:pStyle w:val="Heading2"/>
+      </w:pPr>
+      <w:r>
+        <w:t xml:space="preserve">63 Team Members - Support Staff</w:t>
       </w:r>
     </w:p>
     <w:p>
@@ -3769,7 +3779,7 @@
         <w:t xml:space="preserve">Care Coordinator - Karen Julian-Martinez</w:t>
       </w:r>
     </w:p>
-    <w:bookmarkEnd w:id="70"/>
+    <w:bookmarkEnd w:id="71"/>
     <w:sectPr>
       <w:footnotePr>
         <w:numRestart w:val="eachSect"/>
